--- a/briefings/线口监测午报-2026-09-13.docx
+++ b/briefings/线口监测午报-2026-09-13.docx
@@ -22,7 +22,7 @@
           <w:color w:val="888888"/>
           <w:sz w:val="18"/>
         </w:rPr>
-        <w:t>监测窗口:近48小时 | 生成时间:2026-09-13 14:12</w:t>
+        <w:t>监测窗口:近48小时 | 生成时间:2026-09-13 20:41</w:t>
       </w:r>
     </w:p>
     <w:p>
@@ -70,7 +70,7 @@
           <w:color w:val="888888"/>
           <w:sz w:val="24"/>
         </w:rPr>
-        <w:t>荣耀 Play11 手机发售：骁龙 4 Gen4、AI 一键关广告弹窗，1399 元起</w:t>
+        <w:t>谷歌 DeepMind 安全研究员离职，称 AI 五年内造成巨大危害的概率高得吓人</w:t>
       </w:r>
     </w:p>
     <w:p>
@@ -80,7 +80,7 @@
           <w:color w:val="888888"/>
           <w:sz w:val="18"/>
         </w:rPr>
-        <w:t>来源:IT之家 | 时间:09-13 11:02</w:t>
+        <w:t>来源:IT之家 | 时间:09-13 20:21</w:t>
       </w:r>
     </w:p>
     <w:p>
@@ -97,7 +97,7 @@
             <w:color w:val="0563C1"/>
             <w:u w:val="single"/>
           </w:rPr>
-          <w:t>荣耀 Play11 手机发售：骁龙 4 Gen4、AI 一键关广告弹窗，1399 元起</w:t>
+          <w:t>谷歌 DeepMind 安全研究员离职，称 AI 五年内造成巨大危害的概率高得吓人</w:t>
         </w:r>
       </w:hyperlink>
     </w:p>
@@ -121,7 +121,7 @@
           <w:color w:val="888888"/>
           <w:sz w:val="24"/>
         </w:rPr>
-        <w:t>曜越推出 AI 工作站机箱 AX1000，支持双 SSI-EEB 系统强劲配置</w:t>
+        <w:t>智谱宣布完成约 50 亿美元融资，用于下一代 GLM 基础模型研发等</w:t>
       </w:r>
     </w:p>
     <w:p>
@@ -131,7 +131,7 @@
           <w:color w:val="888888"/>
           <w:sz w:val="18"/>
         </w:rPr>
-        <w:t>来源:IT之家 | 时间:09-13 10:10</w:t>
+        <w:t>来源:IT之家 | 时间:09-13 18:50</w:t>
       </w:r>
     </w:p>
     <w:p>
@@ -148,7 +148,7 @@
             <w:color w:val="0563C1"/>
             <w:u w:val="single"/>
           </w:rPr>
-          <w:t>曜越推出 AI 工作站机箱 AX1000，支持双 SSI-EEB 系统强劲配置</w:t>
+          <w:t>智谱宣布完成约 50 亿美元融资，用于下一代 GLM 基础模型研发等</w:t>
         </w:r>
       </w:hyperlink>
     </w:p>
@@ -172,7 +172,7 @@
           <w:color w:val="888888"/>
           <w:sz w:val="24"/>
         </w:rPr>
-        <w:t>贝尔金推出新款桌面充电基座：支持苹果 iPhone 25W + AirPods 5W 无线充，429 元</w:t>
+        <w:t>英国试点 AI 训练营，帮助待业青年破解就业难题</w:t>
       </w:r>
     </w:p>
     <w:p>
@@ -182,7 +182,7 @@
           <w:color w:val="888888"/>
           <w:sz w:val="18"/>
         </w:rPr>
-        <w:t>来源:IT之家 | 时间:09-13 10:05</w:t>
+        <w:t>来源:IT之家 | 时间:09-13 17:45</w:t>
       </w:r>
     </w:p>
     <w:p>
@@ -199,7 +199,7 @@
             <w:color w:val="0563C1"/>
             <w:u w:val="single"/>
           </w:rPr>
-          <w:t>贝尔金推出新款桌面充电基座：支持苹果 iPhone 25W + AirPods 5W 无线充，429 元</w:t>
+          <w:t>英国试点 AI 训练营，帮助待业青年破解就业难题</w:t>
         </w:r>
       </w:hyperlink>
     </w:p>
@@ -223,7 +223,7 @@
           <w:color w:val="888888"/>
           <w:sz w:val="24"/>
         </w:rPr>
-        <w:t>Anthropic CEO 阿莫迪呼吁放缓前沿 AI 模型开发后，xAI 马斯克、OpenAI 奥尔特曼等业界大佬赞同</w:t>
+        <w:t>多位 AI 行业高管呼吁放缓前沿模型研发，分析称芯片股短期承压</w:t>
       </w:r>
     </w:p>
     <w:p>
@@ -233,7 +233,7 @@
           <w:color w:val="888888"/>
           <w:sz w:val="18"/>
         </w:rPr>
-        <w:t>来源:IT之家 | 时间:09-13 09:45</w:t>
+        <w:t>来源:IT之家 | 时间:09-13 17:20</w:t>
       </w:r>
     </w:p>
     <w:p>
@@ -250,7 +250,7 @@
             <w:color w:val="0563C1"/>
             <w:u w:val="single"/>
           </w:rPr>
-          <w:t>Anthropic CEO 阿莫迪呼吁放缓前沿 AI 模型开发后，xAI 马斯克、OpenAI 奥尔特曼等业界大佬赞同</w:t>
+          <w:t>多位 AI 行业高管呼吁放缓前沿模型研发，分析称芯片股短期承压</w:t>
         </w:r>
       </w:hyperlink>
     </w:p>
@@ -274,7 +274,7 @@
           <w:color w:val="888888"/>
           <w:sz w:val="24"/>
         </w:rPr>
-        <w:t>绿联海外发布 Nexode Air Slim 100W 超薄充电器，2C+1A</w:t>
+        <w:t>比亚迪腾势 N8L 纯电全球首搭“迪迪虾”AI 超级智能体，官宣支付宝、豆包大模型等合作伙伴</w:t>
       </w:r>
     </w:p>
     <w:p>
@@ -284,7 +284,7 @@
           <w:color w:val="888888"/>
           <w:sz w:val="18"/>
         </w:rPr>
-        <w:t>来源:IT之家 | 时间:09-13 08:56</w:t>
+        <w:t>来源:IT之家 | 时间:09-13 15:52</w:t>
       </w:r>
     </w:p>
     <w:p>
@@ -301,7 +301,211 @@
             <w:color w:val="0563C1"/>
             <w:u w:val="single"/>
           </w:rPr>
-          <w:t>绿联海外发布 Nexode Air Slim 100W 超薄充电器，2C+1A</w:t>
+          <w:t>比亚迪腾势 N8L 纯电全球首搭“迪迪虾”AI 超级智能体，官宣支付宝、豆包大模型等合作伙伴</w:t>
+        </w:r>
+      </w:hyperlink>
+    </w:p>
+    <w:p>
+      <w:pPr>
+        <w:pStyle w:val="Heading3"/>
+      </w:pPr>
+      <w:r>
+        <w:rPr>
+          <w:rFonts w:ascii="Times New Roman" w:hAnsi="Times New Roman" w:eastAsia="黑体"/>
+          <w:b w:val="0"/>
+          <w:color w:val="888888"/>
+          <w:sz w:val="24"/>
+        </w:rPr>
+        <w:t>【C级·参考】</w:t>
+      </w:r>
+      <w:r>
+        <w:rPr>
+          <w:rFonts w:ascii="Times New Roman" w:hAnsi="Times New Roman" w:eastAsia="黑体"/>
+          <w:b w:val="0"/>
+          <w:color w:val="888888"/>
+          <w:sz w:val="24"/>
+        </w:rPr>
+        <w:t>国内首个国产 GPU + 类脑芯片大模型异构混合推理系统发布，较同类国产 GPU 算力集群性价比提升一倍以上</w:t>
+      </w:r>
+    </w:p>
+    <w:p>
+      <w:r>
+        <w:rPr>
+          <w:rFonts w:ascii="Times New Roman" w:hAnsi="Times New Roman" w:eastAsia="宋体"/>
+          <w:color w:val="888888"/>
+          <w:sz w:val="18"/>
+        </w:rPr>
+        <w:t>来源:IT之家 | 时间:09-13 15:32</w:t>
+      </w:r>
+    </w:p>
+    <w:p>
+      <w:r>
+        <w:rPr>
+          <w:rFonts w:ascii="Times New Roman" w:hAnsi="Times New Roman" w:eastAsia="宋体"/>
+          <w:sz w:val="18"/>
+        </w:rPr>
+        <w:t>链接:</w:t>
+      </w:r>
+      <w:hyperlink r:id="rId14">
+        <w:r>
+          <w:rPr>
+            <w:color w:val="0563C1"/>
+            <w:u w:val="single"/>
+          </w:rPr>
+          <w:t>国内首个国产 GPU + 类脑芯片大模型异构混合推理系统发布，较同类国产 GPU 算力集群性价比提升一倍以上</w:t>
+        </w:r>
+      </w:hyperlink>
+    </w:p>
+    <w:p>
+      <w:pPr>
+        <w:pStyle w:val="Heading3"/>
+      </w:pPr>
+      <w:r>
+        <w:rPr>
+          <w:rFonts w:ascii="Times New Roman" w:hAnsi="Times New Roman" w:eastAsia="黑体"/>
+          <w:b w:val="0"/>
+          <w:color w:val="888888"/>
+          <w:sz w:val="24"/>
+        </w:rPr>
+        <w:t>【C级·参考】</w:t>
+      </w:r>
+      <w:r>
+        <w:rPr>
+          <w:rFonts w:ascii="Times New Roman" w:hAnsi="Times New Roman" w:eastAsia="黑体"/>
+          <w:b w:val="0"/>
+          <w:color w:val="888888"/>
+          <w:sz w:val="24"/>
+        </w:rPr>
+        <w:t>我国实现一体化算力统筹监测，有序推动全国 31 个省区市对接入网</w:t>
+      </w:r>
+    </w:p>
+    <w:p>
+      <w:r>
+        <w:rPr>
+          <w:rFonts w:ascii="Times New Roman" w:hAnsi="Times New Roman" w:eastAsia="宋体"/>
+          <w:color w:val="888888"/>
+          <w:sz w:val="18"/>
+        </w:rPr>
+        <w:t>来源:IT之家 | 时间:09-13 15:17</w:t>
+      </w:r>
+    </w:p>
+    <w:p>
+      <w:r>
+        <w:rPr>
+          <w:rFonts w:ascii="Times New Roman" w:hAnsi="Times New Roman" w:eastAsia="宋体"/>
+          <w:sz w:val="18"/>
+        </w:rPr>
+        <w:t>链接:</w:t>
+      </w:r>
+      <w:hyperlink r:id="rId15">
+        <w:r>
+          <w:rPr>
+            <w:color w:val="0563C1"/>
+            <w:u w:val="single"/>
+          </w:rPr>
+          <w:t>我国实现一体化算力统筹监测，有序推动全国 31 个省区市对接入网</w:t>
+        </w:r>
+      </w:hyperlink>
+    </w:p>
+    <w:p>
+      <w:pPr>
+        <w:pStyle w:val="Heading3"/>
+      </w:pPr>
+      <w:r>
+        <w:rPr>
+          <w:rFonts w:ascii="Times New Roman" w:hAnsi="Times New Roman" w:eastAsia="黑体"/>
+          <w:b w:val="0"/>
+          <w:color w:val="888888"/>
+          <w:sz w:val="24"/>
+        </w:rPr>
+        <w:t>【C级·参考】</w:t>
+      </w:r>
+      <w:r>
+        <w:rPr>
+          <w:rFonts w:ascii="Times New Roman" w:hAnsi="Times New Roman" w:eastAsia="黑体"/>
+          <w:b w:val="0"/>
+          <w:color w:val="888888"/>
+          <w:sz w:val="24"/>
+        </w:rPr>
+        <w:t>华为 HarmonyOS 粒子动效适配设备清单调整，Mate 70 Air 等升级 7.0.0.105SP10 版本后支持</w:t>
+      </w:r>
+    </w:p>
+    <w:p>
+      <w:r>
+        <w:rPr>
+          <w:rFonts w:ascii="Times New Roman" w:hAnsi="Times New Roman" w:eastAsia="宋体"/>
+          <w:color w:val="888888"/>
+          <w:sz w:val="18"/>
+        </w:rPr>
+        <w:t>来源:IT之家 | 时间:09-13 14:53</w:t>
+      </w:r>
+    </w:p>
+    <w:p>
+      <w:r>
+        <w:rPr>
+          <w:rFonts w:ascii="Times New Roman" w:hAnsi="Times New Roman" w:eastAsia="宋体"/>
+          <w:sz w:val="18"/>
+        </w:rPr>
+        <w:t>链接:</w:t>
+      </w:r>
+      <w:hyperlink r:id="rId16">
+        <w:r>
+          <w:rPr>
+            <w:color w:val="0563C1"/>
+            <w:u w:val="single"/>
+          </w:rPr>
+          <w:t>华为 HarmonyOS 粒子动效适配设备清单调整，Mate 70 Air 等升级 7.0.0.105SP10 版本后支持</w:t>
+        </w:r>
+      </w:hyperlink>
+    </w:p>
+    <w:p>
+      <w:pPr>
+        <w:pStyle w:val="Heading3"/>
+      </w:pPr>
+      <w:r>
+        <w:rPr>
+          <w:rFonts w:ascii="Times New Roman" w:hAnsi="Times New Roman" w:eastAsia="黑体"/>
+          <w:b w:val="0"/>
+          <w:color w:val="888888"/>
+          <w:sz w:val="24"/>
+        </w:rPr>
+        <w:t>【C级·参考】</w:t>
+      </w:r>
+      <w:r>
+        <w:rPr>
+          <w:rFonts w:ascii="Times New Roman" w:hAnsi="Times New Roman" w:eastAsia="黑体"/>
+          <w:b w:val="0"/>
+          <w:color w:val="888888"/>
+          <w:sz w:val="24"/>
+        </w:rPr>
+        <w:t>Why are AI agents lying, cheating and coordinating?</w:t>
+      </w:r>
+    </w:p>
+    <w:p>
+      <w:r>
+        <w:rPr>
+          <w:rFonts w:ascii="Times New Roman" w:hAnsi="Times New Roman" w:eastAsia="宋体"/>
+          <w:color w:val="888888"/>
+          <w:sz w:val="18"/>
+        </w:rPr>
+        <w:t>来源:Hacker News | 时间:09-13 09:22</w:t>
+      </w:r>
+    </w:p>
+    <w:p>
+      <w:r>
+        <w:rPr>
+          <w:rFonts w:ascii="Times New Roman" w:hAnsi="Times New Roman" w:eastAsia="宋体"/>
+          <w:sz w:val="18"/>
+        </w:rPr>
+        <w:t>链接:</w:t>
+      </w:r>
+      <w:hyperlink r:id="rId17">
+        <w:r>
+          <w:rPr>
+            <w:color w:val="0563C1"/>
+            <w:u w:val="single"/>
+          </w:rPr>
+          <w:t>Why are AI agents lying, cheating and coordinating?</w:t>
         </w:r>
       </w:hyperlink>
     </w:p>
@@ -346,7 +550,7 @@
         </w:rPr>
         <w:t>链接:</w:t>
       </w:r>
-      <w:hyperlink r:id="rId14">
+      <w:hyperlink r:id="rId18">
         <w:r>
           <w:rPr>
             <w:color w:val="0563C1"/>
@@ -376,7 +580,7 @@
           <w:color w:val="888888"/>
           <w:sz w:val="24"/>
         </w:rPr>
-        <w:t>IT早报 0913：央视探访无堂食外卖后厨看到店员徒手抓烤鸡；全国多所高校买商品房当学生宿舍；DeepSeek 灰度测试 AI 语音对话；“支付宝假 App”上热搜...</w:t>
+        <w:t>英飞凌ICIC 2026 圆满落幕——当AI从概念走进现实</w:t>
       </w:r>
     </w:p>
     <w:p>
@@ -386,7 +590,7 @@
           <w:color w:val="888888"/>
           <w:sz w:val="18"/>
         </w:rPr>
-        <w:t>来源:IT之家 | 时间:09-13 07:46</w:t>
+        <w:t>来源:Bing新闻 | 时间:09-13 06:58</w:t>
       </w:r>
     </w:p>
     <w:p>
@@ -397,115 +601,13 @@
         </w:rPr>
         <w:t>链接:</w:t>
       </w:r>
-      <w:hyperlink r:id="rId15">
+      <w:hyperlink r:id="rId19">
         <w:r>
           <w:rPr>
             <w:color w:val="0563C1"/>
             <w:u w:val="single"/>
           </w:rPr>
-          <w:t>IT早报 0913：央视探访无堂食外卖后厨看到店员徒手抓烤鸡；全国多所高校买商品房当学生宿舍；DeepSeek 灰度测试 AI 语音对话；“支付宝假 App”上热搜...</w:t>
-        </w:r>
-      </w:hyperlink>
-    </w:p>
-    <w:p>
-      <w:pPr>
-        <w:pStyle w:val="Heading3"/>
-      </w:pPr>
-      <w:r>
-        <w:rPr>
-          <w:rFonts w:ascii="Times New Roman" w:hAnsi="Times New Roman" w:eastAsia="黑体"/>
-          <w:b w:val="0"/>
-          <w:color w:val="888888"/>
-          <w:sz w:val="24"/>
-        </w:rPr>
-        <w:t>【C级·参考】</w:t>
-      </w:r>
-      <w:r>
-        <w:rPr>
-          <w:rFonts w:ascii="Times New Roman" w:hAnsi="Times New Roman" w:eastAsia="黑体"/>
-          <w:b w:val="0"/>
-          <w:color w:val="888888"/>
-          <w:sz w:val="24"/>
-        </w:rPr>
-        <w:t>育儿博主曝光 Meta AI 可抓取日常数据“汇总生成隐私家庭信息”，官方紧急修复</w:t>
-      </w:r>
-    </w:p>
-    <w:p>
-      <w:r>
-        <w:rPr>
-          <w:rFonts w:ascii="Times New Roman" w:hAnsi="Times New Roman" w:eastAsia="宋体"/>
-          <w:color w:val="888888"/>
-          <w:sz w:val="18"/>
-        </w:rPr>
-        <w:t>来源:IT之家 | 时间:09-13 07:40</w:t>
-      </w:r>
-    </w:p>
-    <w:p>
-      <w:r>
-        <w:rPr>
-          <w:rFonts w:ascii="Times New Roman" w:hAnsi="Times New Roman" w:eastAsia="宋体"/>
-          <w:sz w:val="18"/>
-        </w:rPr>
-        <w:t>链接:</w:t>
-      </w:r>
-      <w:hyperlink r:id="rId16">
-        <w:r>
-          <w:rPr>
-            <w:color w:val="0563C1"/>
-            <w:u w:val="single"/>
-          </w:rPr>
-          <w:t>育儿博主曝光 Meta AI 可抓取日常数据“汇总生成隐私家庭信息”，官方紧急修复</w:t>
-        </w:r>
-      </w:hyperlink>
-    </w:p>
-    <w:p>
-      <w:pPr>
-        <w:pStyle w:val="Heading3"/>
-      </w:pPr>
-      <w:r>
-        <w:rPr>
-          <w:rFonts w:ascii="Times New Roman" w:hAnsi="Times New Roman" w:eastAsia="黑体"/>
-          <w:b w:val="0"/>
-          <w:color w:val="888888"/>
-          <w:sz w:val="24"/>
-        </w:rPr>
-        <w:t>【C级·参考】</w:t>
-      </w:r>
-      <w:r>
-        <w:rPr>
-          <w:rFonts w:ascii="Times New Roman" w:hAnsi="Times New Roman" w:eastAsia="黑体"/>
-          <w:b w:val="0"/>
-          <w:color w:val="888888"/>
-          <w:sz w:val="24"/>
-        </w:rPr>
-        <w:t>Real-SWE: Benchmarking AI models on private, real-world, enterprise codebases</w:t>
-      </w:r>
-    </w:p>
-    <w:p>
-      <w:r>
-        <w:rPr>
-          <w:rFonts w:ascii="Times New Roman" w:hAnsi="Times New Roman" w:eastAsia="宋体"/>
-          <w:color w:val="888888"/>
-          <w:sz w:val="18"/>
-        </w:rPr>
-        <w:t>来源:Hacker News | 时间:09-13 04:25</w:t>
-      </w:r>
-    </w:p>
-    <w:p>
-      <w:r>
-        <w:rPr>
-          <w:rFonts w:ascii="Times New Roman" w:hAnsi="Times New Roman" w:eastAsia="宋体"/>
-          <w:sz w:val="18"/>
-        </w:rPr>
-        <w:t>链接:</w:t>
-      </w:r>
-      <w:hyperlink r:id="rId17">
-        <w:r>
-          <w:rPr>
-            <w:color w:val="0563C1"/>
-            <w:u w:val="single"/>
-          </w:rPr>
-          <w:t>Real-SWE: Benchmarking AI models on private, real-world, enterprise codebases</w:t>
+          <w:t>英飞凌ICIC 2026 圆满落幕——当AI从概念走进现实</w:t>
         </w:r>
       </w:hyperlink>
     </w:p>
@@ -550,13 +652,64 @@
         </w:rPr>
         <w:t>链接:</w:t>
       </w:r>
-      <w:hyperlink r:id="rId18">
+      <w:hyperlink r:id="rId20">
         <w:r>
           <w:rPr>
             <w:color w:val="0563C1"/>
             <w:u w:val="single"/>
           </w:rPr>
           <w:t>苹果新CEO回应AI眼镜隐私争议：被问“变态眼镜”时笑了</w:t>
+        </w:r>
+      </w:hyperlink>
+    </w:p>
+    <w:p>
+      <w:pPr>
+        <w:pStyle w:val="Heading3"/>
+      </w:pPr>
+      <w:r>
+        <w:rPr>
+          <w:rFonts w:ascii="Times New Roman" w:hAnsi="Times New Roman" w:eastAsia="黑体"/>
+          <w:b w:val="0"/>
+          <w:color w:val="888888"/>
+          <w:sz w:val="24"/>
+        </w:rPr>
+        <w:t>【C级·参考】</w:t>
+      </w:r>
+      <w:r>
+        <w:rPr>
+          <w:rFonts w:ascii="Times New Roman" w:hAnsi="Times New Roman" w:eastAsia="黑体"/>
+          <w:b w:val="0"/>
+          <w:color w:val="888888"/>
+          <w:sz w:val="24"/>
+        </w:rPr>
+        <w:t>独家对话吴德周：从工具到Agent，AI眼镜的竞争逻辑变了</w:t>
+      </w:r>
+    </w:p>
+    <w:p>
+      <w:r>
+        <w:rPr>
+          <w:rFonts w:ascii="Times New Roman" w:hAnsi="Times New Roman" w:eastAsia="宋体"/>
+          <w:color w:val="888888"/>
+          <w:sz w:val="18"/>
+        </w:rPr>
+        <w:t>来源:Bing新闻 | 时间:09-13 00:16</w:t>
+      </w:r>
+    </w:p>
+    <w:p>
+      <w:r>
+        <w:rPr>
+          <w:rFonts w:ascii="Times New Roman" w:hAnsi="Times New Roman" w:eastAsia="宋体"/>
+          <w:sz w:val="18"/>
+        </w:rPr>
+        <w:t>链接:</w:t>
+      </w:r>
+      <w:hyperlink r:id="rId21">
+        <w:r>
+          <w:rPr>
+            <w:color w:val="0563C1"/>
+            <w:u w:val="single"/>
+          </w:rPr>
+          <w:t>独家对话吴德周：从工具到Agent，AI眼镜的竞争逻辑变了</w:t>
         </w:r>
       </w:hyperlink>
     </w:p>
@@ -601,7 +754,7 @@
         </w:rPr>
         <w:t>链接:</w:t>
       </w:r>
-      <w:hyperlink r:id="rId19">
+      <w:hyperlink r:id="rId22">
         <w:r>
           <w:rPr>
             <w:color w:val="0563C1"/>
@@ -652,7 +805,7 @@
         </w:rPr>
         <w:t>链接:</w:t>
       </w:r>
-      <w:hyperlink r:id="rId20">
+      <w:hyperlink r:id="rId23">
         <w:r>
           <w:rPr>
             <w:color w:val="0563C1"/>
@@ -703,7 +856,7 @@
         </w:rPr>
         <w:t>链接:</w:t>
       </w:r>
-      <w:hyperlink r:id="rId21">
+      <w:hyperlink r:id="rId24">
         <w:r>
           <w:rPr>
             <w:color w:val="0563C1"/>
@@ -712,6 +865,18 @@
           <w:t>鸿石云锦亮相 CIOE：让彩色 MicroLED 进入更轻的 AI 眼镜</w:t>
         </w:r>
       </w:hyperlink>
+    </w:p>
+    <w:p>
+      <w:pPr>
+        <w:pStyle w:val="Heading2"/>
+      </w:pPr>
+      <w:r>
+        <w:rPr>
+          <w:rFonts w:ascii="Times New Roman" w:hAnsi="Times New Roman" w:eastAsia="黑体"/>
+          <w:sz w:val="28"/>
+        </w:rPr>
+        <w:t>机器人/AI硬件</w:t>
+      </w:r>
     </w:p>
     <w:p>
       <w:pPr>
@@ -733,7 +898,7 @@
           <w:color w:val="888888"/>
           <w:sz w:val="24"/>
         </w:rPr>
-        <w:t>I fixed a tractor using John Deere's self-repair service. Farmers aren't sold</w:t>
+        <w:t>特斯拉计划在奥斯汀建设第二个 Robotaxi 专属充电站，配置 24 个 V4 充电桩</w:t>
       </w:r>
     </w:p>
     <w:p>
@@ -743,7 +908,7 @@
           <w:color w:val="888888"/>
           <w:sz w:val="18"/>
         </w:rPr>
-        <w:t>来源:Hacker News | 时间:09-11 22:07</w:t>
+        <w:t>来源:IT之家 | 时间:09-13 15:02</w:t>
       </w:r>
     </w:p>
     <w:p>
@@ -754,83 +919,15 @@
         </w:rPr>
         <w:t>链接:</w:t>
       </w:r>
-      <w:hyperlink r:id="rId22">
+      <w:hyperlink r:id="rId25">
         <w:r>
           <w:rPr>
             <w:color w:val="0563C1"/>
             <w:u w:val="single"/>
           </w:rPr>
-          <w:t>I fixed a tractor using John Deere's self-repair service. Farmers aren't sold</w:t>
+          <w:t>特斯拉计划在奥斯汀建设第二个 Robotaxi 专属充电站，配置 24 个 V4 充电桩</w:t>
         </w:r>
       </w:hyperlink>
-    </w:p>
-    <w:p>
-      <w:pPr>
-        <w:pStyle w:val="Heading3"/>
-      </w:pPr>
-      <w:r>
-        <w:rPr>
-          <w:rFonts w:ascii="Times New Roman" w:hAnsi="Times New Roman" w:eastAsia="黑体"/>
-          <w:b w:val="0"/>
-          <w:color w:val="888888"/>
-          <w:sz w:val="24"/>
-        </w:rPr>
-        <w:t>【C级·参考|本地】</w:t>
-      </w:r>
-      <w:r>
-        <w:rPr>
-          <w:rFonts w:ascii="Times New Roman" w:hAnsi="Times New Roman" w:eastAsia="黑体"/>
-          <w:b w:val="0"/>
-          <w:color w:val="888888"/>
-          <w:sz w:val="24"/>
-        </w:rPr>
-        <w:t>广州AI眼镜产业园动工，2.1平方公里瞄准哪些缺口？</w:t>
-      </w:r>
-    </w:p>
-    <w:p>
-      <w:r>
-        <w:rPr>
-          <w:rFonts w:ascii="Times New Roman" w:hAnsi="Times New Roman" w:eastAsia="宋体"/>
-          <w:color w:val="888888"/>
-          <w:sz w:val="18"/>
-        </w:rPr>
-        <w:t>来源:Bing新闻 | 时间:09-11 14:59</w:t>
-      </w:r>
-    </w:p>
-    <w:p>
-      <w:r>
-        <w:rPr>
-          <w:rFonts w:ascii="Times New Roman" w:hAnsi="Times New Roman" w:eastAsia="宋体"/>
-          <w:sz w:val="18"/>
-        </w:rPr>
-        <w:t>链接:</w:t>
-      </w:r>
-      <w:hyperlink r:id="rId23">
-        <w:r>
-          <w:rPr>
-            <w:color w:val="0563C1"/>
-            <w:u w:val="single"/>
-          </w:rPr>
-          <w:t>广州AI眼镜产业园动工，2.1平方公里瞄准哪些缺口？</w:t>
-        </w:r>
-      </w:hyperlink>
-    </w:p>
-    <w:p>
-      <w:pPr>
-        <w:pStyle w:val="Heading2"/>
-      </w:pPr>
-      <w:r>
-        <w:rPr>
-          <w:rFonts w:ascii="Times New Roman" w:hAnsi="Times New Roman" w:eastAsia="黑体"/>
-          <w:sz w:val="28"/>
-        </w:rPr>
-        <w:t>机器人/AI硬件</w:t>
-      </w:r>
-    </w:p>
-    <w:p>
-      <w:r>
-        <w:t>本线口暂无重要更新</w:t>
-      </w:r>
     </w:p>
     <w:p>
       <w:pPr>
@@ -864,7 +961,7 @@
           <w:color w:val="888888"/>
           <w:sz w:val="24"/>
         </w:rPr>
-        <w:t>华境 S 今启 OTA 升级，华为乾崑智驾 ADS 5 Pro 上车</w:t>
+        <w:t>华为乾崑智驾 ADS 5 加持，东风奕境安全技术讲解会明日举行</w:t>
       </w:r>
     </w:p>
     <w:p>
@@ -874,7 +971,7 @@
           <w:color w:val="888888"/>
           <w:sz w:val="18"/>
         </w:rPr>
-        <w:t>来源:IT之家 | 时间:09-13 09:46</w:t>
+        <w:t>来源:IT之家 | 时间:09-13 20:16</w:t>
       </w:r>
     </w:p>
     <w:p>
@@ -885,13 +982,64 @@
         </w:rPr>
         <w:t>链接:</w:t>
       </w:r>
-      <w:hyperlink r:id="rId24">
+      <w:hyperlink r:id="rId26">
         <w:r>
           <w:rPr>
             <w:color w:val="0563C1"/>
             <w:u w:val="single"/>
           </w:rPr>
-          <w:t>华境 S 今启 OTA 升级，华为乾崑智驾 ADS 5 Pro 上车</w:t>
+          <w:t>华为乾崑智驾 ADS 5 加持，东风奕境安全技术讲解会明日举行</w:t>
+        </w:r>
+      </w:hyperlink>
+    </w:p>
+    <w:p>
+      <w:pPr>
+        <w:pStyle w:val="Heading3"/>
+      </w:pPr>
+      <w:r>
+        <w:rPr>
+          <w:rFonts w:ascii="Times New Roman" w:hAnsi="Times New Roman" w:eastAsia="黑体"/>
+          <w:b w:val="0"/>
+          <w:color w:val="888888"/>
+          <w:sz w:val="24"/>
+        </w:rPr>
+        <w:t>【C级·参考】</w:t>
+      </w:r>
+      <w:r>
+        <w:rPr>
+          <w:rFonts w:ascii="Times New Roman" w:hAnsi="Times New Roman" w:eastAsia="黑体"/>
+          <w:b w:val="0"/>
+          <w:color w:val="888888"/>
+          <w:sz w:val="24"/>
+        </w:rPr>
+        <w:t>Waymo 自动驾驶出租车监测到乘客携带枪支，协助警方逮捕两名未成年人</w:t>
+      </w:r>
+    </w:p>
+    <w:p>
+      <w:r>
+        <w:rPr>
+          <w:rFonts w:ascii="Times New Roman" w:hAnsi="Times New Roman" w:eastAsia="宋体"/>
+          <w:color w:val="888888"/>
+          <w:sz w:val="18"/>
+        </w:rPr>
+        <w:t>来源:IT之家 | 时间:09-13 19:32</w:t>
+      </w:r>
+    </w:p>
+    <w:p>
+      <w:r>
+        <w:rPr>
+          <w:rFonts w:ascii="Times New Roman" w:hAnsi="Times New Roman" w:eastAsia="宋体"/>
+          <w:sz w:val="18"/>
+        </w:rPr>
+        <w:t>链接:</w:t>
+      </w:r>
+      <w:hyperlink r:id="rId27">
+        <w:r>
+          <w:rPr>
+            <w:color w:val="0563C1"/>
+            <w:u w:val="single"/>
+          </w:rPr>
+          <w:t>Waymo 自动驾驶出租车监测到乘客携带枪支，协助警方逮捕两名未成年人</w:t>
         </w:r>
       </w:hyperlink>
     </w:p>
@@ -927,7 +1075,7 @@
           <w:color w:val="888888"/>
           <w:sz w:val="24"/>
         </w:rPr>
-        <w:t>淘宝闪购：苹果 iPhone 18 Pro 系列手机预售火爆，首小时销售额较上代 17 Pro 系列翻倍</w:t>
+        <w:t>中国信通院：2025 年我国跨境电商进出口总额约 2.84 万亿元，连续五年位居全球首位</w:t>
       </w:r>
     </w:p>
     <w:p>
@@ -937,7 +1085,7 @@
           <w:color w:val="888888"/>
           <w:sz w:val="18"/>
         </w:rPr>
-        <w:t>来源:IT之家 | 时间:09-13 11:07</w:t>
+        <w:t>来源:IT之家 | 时间:09-13 19:58</w:t>
       </w:r>
     </w:p>
     <w:p>
@@ -948,64 +1096,13 @@
         </w:rPr>
         <w:t>链接:</w:t>
       </w:r>
-      <w:hyperlink r:id="rId25">
+      <w:hyperlink r:id="rId28">
         <w:r>
           <w:rPr>
             <w:color w:val="0563C1"/>
             <w:u w:val="single"/>
           </w:rPr>
-          <w:t>淘宝闪购：苹果 iPhone 18 Pro 系列手机预售火爆，首小时销售额较上代 17 Pro 系列翻倍</w:t>
-        </w:r>
-      </w:hyperlink>
-    </w:p>
-    <w:p>
-      <w:pPr>
-        <w:pStyle w:val="Heading3"/>
-      </w:pPr>
-      <w:r>
-        <w:rPr>
-          <w:rFonts w:ascii="Times New Roman" w:hAnsi="Times New Roman" w:eastAsia="黑体"/>
-          <w:b w:val="0"/>
-          <w:color w:val="888888"/>
-          <w:sz w:val="24"/>
-        </w:rPr>
-        <w:t>【C级·参考】</w:t>
-      </w:r>
-      <w:r>
-        <w:rPr>
-          <w:rFonts w:ascii="Times New Roman" w:hAnsi="Times New Roman" w:eastAsia="黑体"/>
-          <w:b w:val="0"/>
-          <w:color w:val="888888"/>
-          <w:sz w:val="24"/>
-        </w:rPr>
-        <w:t>百度旗下百家号 App 将于 9 月 22 日更名为“百度直播伴侣”</w:t>
-      </w:r>
-    </w:p>
-    <w:p>
-      <w:r>
-        <w:rPr>
-          <w:rFonts w:ascii="Times New Roman" w:hAnsi="Times New Roman" w:eastAsia="宋体"/>
-          <w:color w:val="888888"/>
-          <w:sz w:val="18"/>
-        </w:rPr>
-        <w:t>来源:IT之家 | 时间:09-13 10:46</w:t>
-      </w:r>
-    </w:p>
-    <w:p>
-      <w:r>
-        <w:rPr>
-          <w:rFonts w:ascii="Times New Roman" w:hAnsi="Times New Roman" w:eastAsia="宋体"/>
-          <w:sz w:val="18"/>
-        </w:rPr>
-        <w:t>链接:</w:t>
-      </w:r>
-      <w:hyperlink r:id="rId26">
-        <w:r>
-          <w:rPr>
-            <w:color w:val="0563C1"/>
-            <w:u w:val="single"/>
-          </w:rPr>
-          <w:t>百度旗下百家号 App 将于 9 月 22 日更名为“百度直播伴侣”</w:t>
+          <w:t>中国信通院：2025 年我国跨境电商进出口总额约 2.84 万亿元，连续五年位居全球首位</w:t>
         </w:r>
       </w:hyperlink>
     </w:p>
@@ -1041,7 +1138,7 @@
           <w:color w:val="888888"/>
           <w:sz w:val="24"/>
         </w:rPr>
-        <w:t>《人类：一败涂地》开发商全新 VR 解谜游戏《小小羊群》9 月 29 日发售，登陆 SteamVR / Meta Quest 平台</w:t>
+        <w:t>华为 Mate XT 2 性能解禁：首款逻辑折叠 τ 芯片麒麟 9050 Pro 实际游戏体验比肩骁龙 8 Elite 产品</w:t>
       </w:r>
     </w:p>
     <w:p>
@@ -1051,7 +1148,7 @@
           <w:color w:val="888888"/>
           <w:sz w:val="18"/>
         </w:rPr>
-        <w:t>来源:IT之家 | 时间:09-13 09:34</w:t>
+        <w:t>来源:IT之家 | 时间:09-13 18:40</w:t>
       </w:r>
     </w:p>
     <w:p>
@@ -1062,13 +1159,13 @@
         </w:rPr>
         <w:t>链接:</w:t>
       </w:r>
-      <w:hyperlink r:id="rId27">
+      <w:hyperlink r:id="rId29">
         <w:r>
           <w:rPr>
             <w:color w:val="0563C1"/>
             <w:u w:val="single"/>
           </w:rPr>
-          <w:t>《人类：一败涂地》开发商全新 VR 解谜游戏《小小羊群》9 月 29 日发售，登陆 SteamVR / Meta Quest 平台</w:t>
+          <w:t>华为 Mate XT 2 性能解禁：首款逻辑折叠 τ 芯片麒麟 9050 Pro 实际游戏体验比肩骁龙 8 Elite 产品</w:t>
         </w:r>
       </w:hyperlink>
     </w:p>
@@ -1092,7 +1189,7 @@
           <w:color w:val="888888"/>
           <w:sz w:val="24"/>
         </w:rPr>
-        <w:t>尘封 14 年：《堡垒之夜》2012 年美国圣迭戈动漫展早期游戏实机画面重新曝光</w:t>
+        <w:t>Ampere Analysis：《GTA6》游戏实机演示预告为 Netflix 新增 10 万名用户</w:t>
       </w:r>
     </w:p>
     <w:p>
@@ -1102,7 +1199,7 @@
           <w:color w:val="888888"/>
           <w:sz w:val="18"/>
         </w:rPr>
-        <w:t>来源:IT之家 | 时间:09-13 07:46</w:t>
+        <w:t>来源:IT之家 | 时间:09-13 15:45</w:t>
       </w:r>
     </w:p>
     <w:p>
@@ -1113,15 +1210,27 @@
         </w:rPr>
         <w:t>链接:</w:t>
       </w:r>
-      <w:hyperlink r:id="rId28">
+      <w:hyperlink r:id="rId30">
         <w:r>
           <w:rPr>
             <w:color w:val="0563C1"/>
             <w:u w:val="single"/>
           </w:rPr>
-          <w:t>尘封 14 年：《堡垒之夜》2012 年美国圣迭戈动漫展早期游戏实机画面重新曝光</w:t>
+          <w:t>Ampere Analysis：《GTA6》游戏实机演示预告为 Netflix 新增 10 万名用户</w:t>
         </w:r>
       </w:hyperlink>
+    </w:p>
+    <w:p>
+      <w:pPr>
+        <w:pStyle w:val="Heading2"/>
+      </w:pPr>
+      <w:r>
+        <w:rPr>
+          <w:rFonts w:ascii="Times New Roman" w:hAnsi="Times New Roman" w:eastAsia="黑体"/>
+          <w:sz w:val="28"/>
+        </w:rPr>
+        <w:t>消费/以旧换新/新餐饮</w:t>
+      </w:r>
     </w:p>
     <w:p>
       <w:pPr>
@@ -1143,7 +1252,7 @@
           <w:color w:val="888888"/>
           <w:sz w:val="24"/>
         </w:rPr>
-        <w:t>暴雪《暗黑破坏神 4：憎恨时代合集》游戏 9 月 15 日登陆任天堂 Switch 2</w:t>
+        <w:t>美国边境主管偷换 46 台政府电脑硬件，以旧换新套现遭 FBI 逮捕</w:t>
       </w:r>
     </w:p>
     <w:p>
@@ -1153,7 +1262,7 @@
           <w:color w:val="888888"/>
           <w:sz w:val="18"/>
         </w:rPr>
-        <w:t>来源:IT之家 | 时间:09-13 07:41</w:t>
+        <w:t>来源:IT之家 | 时间:09-13 15:34</w:t>
       </w:r>
     </w:p>
     <w:p>
@@ -1164,32 +1273,15 @@
         </w:rPr>
         <w:t>链接:</w:t>
       </w:r>
-      <w:hyperlink r:id="rId29">
+      <w:hyperlink r:id="rId31">
         <w:r>
           <w:rPr>
             <w:color w:val="0563C1"/>
             <w:u w:val="single"/>
           </w:rPr>
-          <w:t>暴雪《暗黑破坏神 4：憎恨时代合集》游戏 9 月 15 日登陆任天堂 Switch 2</w:t>
+          <w:t>美国边境主管偷换 46 台政府电脑硬件，以旧换新套现遭 FBI 逮捕</w:t>
         </w:r>
       </w:hyperlink>
-    </w:p>
-    <w:p>
-      <w:pPr>
-        <w:pStyle w:val="Heading2"/>
-      </w:pPr>
-      <w:r>
-        <w:rPr>
-          <w:rFonts w:ascii="Times New Roman" w:hAnsi="Times New Roman" w:eastAsia="黑体"/>
-          <w:sz w:val="28"/>
-        </w:rPr>
-        <w:t>消费/以旧换新/新餐饮</w:t>
-      </w:r>
-    </w:p>
-    <w:p>
-      <w:r>
-        <w:t>本线口暂无重要更新</w:t>
-      </w:r>
     </w:p>
     <w:p>
       <w:pPr>
@@ -1217,7 +1309,7 @@
           <w:rFonts w:ascii="Times New Roman" w:hAnsi="Times New Roman" w:eastAsia="宋体"/>
           <w:sz w:val="18"/>
         </w:rPr>
-        <w:t>IT之家(60)、GameLook(0)、HackerNews(6)、Bing新闻(4)</w:t>
+        <w:t>IT之家(60)、GameLook(0)、HackerNews(4)、Bing新闻(5)</w:t>
       </w:r>
     </w:p>
     <w:p>

--- a/briefings/线口监测午报-2026-09-13.docx
+++ b/briefings/线口监测午报-2026-09-13.docx
@@ -22,7 +22,7 @@
           <w:color w:val="888888"/>
           <w:sz w:val="18"/>
         </w:rPr>
-        <w:t>监测窗口:近48小时 | 生成时间:2026-09-13 20:41</w:t>
+        <w:t>监测窗口:近48小时 | 生成时间:2026-09-13 21:16</w:t>
       </w:r>
     </w:p>
     <w:p>
@@ -580,57 +580,6 @@
           <w:color w:val="888888"/>
           <w:sz w:val="24"/>
         </w:rPr>
-        <w:t>英飞凌ICIC 2026 圆满落幕——当AI从概念走进现实</w:t>
-      </w:r>
-    </w:p>
-    <w:p>
-      <w:r>
-        <w:rPr>
-          <w:rFonts w:ascii="Times New Roman" w:hAnsi="Times New Roman" w:eastAsia="宋体"/>
-          <w:color w:val="888888"/>
-          <w:sz w:val="18"/>
-        </w:rPr>
-        <w:t>来源:Bing新闻 | 时间:09-13 06:58</w:t>
-      </w:r>
-    </w:p>
-    <w:p>
-      <w:r>
-        <w:rPr>
-          <w:rFonts w:ascii="Times New Roman" w:hAnsi="Times New Roman" w:eastAsia="宋体"/>
-          <w:sz w:val="18"/>
-        </w:rPr>
-        <w:t>链接:</w:t>
-      </w:r>
-      <w:hyperlink r:id="rId19">
-        <w:r>
-          <w:rPr>
-            <w:color w:val="0563C1"/>
-            <w:u w:val="single"/>
-          </w:rPr>
-          <w:t>英飞凌ICIC 2026 圆满落幕——当AI从概念走进现实</w:t>
-        </w:r>
-      </w:hyperlink>
-    </w:p>
-    <w:p>
-      <w:pPr>
-        <w:pStyle w:val="Heading3"/>
-      </w:pPr>
-      <w:r>
-        <w:rPr>
-          <w:rFonts w:ascii="Times New Roman" w:hAnsi="Times New Roman" w:eastAsia="黑体"/>
-          <w:b w:val="0"/>
-          <w:color w:val="888888"/>
-          <w:sz w:val="24"/>
-        </w:rPr>
-        <w:t>【C级·参考】</w:t>
-      </w:r>
-      <w:r>
-        <w:rPr>
-          <w:rFonts w:ascii="Times New Roman" w:hAnsi="Times New Roman" w:eastAsia="黑体"/>
-          <w:b w:val="0"/>
-          <w:color w:val="888888"/>
-          <w:sz w:val="24"/>
-        </w:rPr>
         <w:t>苹果新CEO回应AI眼镜隐私争议：被问“变态眼镜”时笑了</w:t>
       </w:r>
     </w:p>
@@ -652,7 +601,7 @@
         </w:rPr>
         <w:t>链接:</w:t>
       </w:r>
-      <w:hyperlink r:id="rId20">
+      <w:hyperlink r:id="rId19">
         <w:r>
           <w:rPr>
             <w:color w:val="0563C1"/>
@@ -703,7 +652,7 @@
         </w:rPr>
         <w:t>链接:</w:t>
       </w:r>
-      <w:hyperlink r:id="rId21">
+      <w:hyperlink r:id="rId20">
         <w:r>
           <w:rPr>
             <w:color w:val="0563C1"/>
@@ -754,7 +703,7 @@
         </w:rPr>
         <w:t>链接:</w:t>
       </w:r>
-      <w:hyperlink r:id="rId22">
+      <w:hyperlink r:id="rId21">
         <w:r>
           <w:rPr>
             <w:color w:val="0563C1"/>
@@ -805,7 +754,7 @@
         </w:rPr>
         <w:t>链接:</w:t>
       </w:r>
-      <w:hyperlink r:id="rId23">
+      <w:hyperlink r:id="rId22">
         <w:r>
           <w:rPr>
             <w:color w:val="0563C1"/>
@@ -856,7 +805,7 @@
         </w:rPr>
         <w:t>链接:</w:t>
       </w:r>
-      <w:hyperlink r:id="rId24">
+      <w:hyperlink r:id="rId23">
         <w:r>
           <w:rPr>
             <w:color w:val="0563C1"/>
@@ -919,7 +868,7 @@
         </w:rPr>
         <w:t>链接:</w:t>
       </w:r>
-      <w:hyperlink r:id="rId25">
+      <w:hyperlink r:id="rId24">
         <w:r>
           <w:rPr>
             <w:color w:val="0563C1"/>
@@ -982,7 +931,7 @@
         </w:rPr>
         <w:t>链接:</w:t>
       </w:r>
-      <w:hyperlink r:id="rId26">
+      <w:hyperlink r:id="rId25">
         <w:r>
           <w:rPr>
             <w:color w:val="0563C1"/>
@@ -1033,7 +982,7 @@
         </w:rPr>
         <w:t>链接:</w:t>
       </w:r>
-      <w:hyperlink r:id="rId27">
+      <w:hyperlink r:id="rId26">
         <w:r>
           <w:rPr>
             <w:color w:val="0563C1"/>
@@ -1096,7 +1045,7 @@
         </w:rPr>
         <w:t>链接:</w:t>
       </w:r>
-      <w:hyperlink r:id="rId28">
+      <w:hyperlink r:id="rId27">
         <w:r>
           <w:rPr>
             <w:color w:val="0563C1"/>
@@ -1159,7 +1108,7 @@
         </w:rPr>
         <w:t>链接:</w:t>
       </w:r>
-      <w:hyperlink r:id="rId29">
+      <w:hyperlink r:id="rId28">
         <w:r>
           <w:rPr>
             <w:color w:val="0563C1"/>
@@ -1210,7 +1159,7 @@
         </w:rPr>
         <w:t>链接:</w:t>
       </w:r>
-      <w:hyperlink r:id="rId30">
+      <w:hyperlink r:id="rId29">
         <w:r>
           <w:rPr>
             <w:color w:val="0563C1"/>
@@ -1273,7 +1222,7 @@
         </w:rPr>
         <w:t>链接:</w:t>
       </w:r>
-      <w:hyperlink r:id="rId31">
+      <w:hyperlink r:id="rId30">
         <w:r>
           <w:rPr>
             <w:color w:val="0563C1"/>
@@ -1309,7 +1258,7 @@
           <w:rFonts w:ascii="Times New Roman" w:hAnsi="Times New Roman" w:eastAsia="宋体"/>
           <w:sz w:val="18"/>
         </w:rPr>
-        <w:t>IT之家(60)、GameLook(0)、HackerNews(4)、Bing新闻(5)</w:t>
+        <w:t>IT之家(60)、GameLook(0)、HackerNews(4)、Bing新闻(4)</w:t>
       </w:r>
     </w:p>
     <w:p>
